--- a/technical_protection_of_information/практики/1/2026/Документы/1. Заявление о предоставлении лицензии.docx
+++ b/technical_protection_of_information/практики/1/2026/Документы/1. Заявление о предоставлении лицензии.docx
@@ -50,9 +50,9 @@
               <w:br/>
               <w:t>по техническому и экспортному контролю</w:t>
               <w:br/>
-              <w:t>Старая Басманная ул., д. 17,</w:t>
+              <w:t>107076, г. Москва,</w:t>
               <w:br/>
-              <w:t>Москва, 105066</w:t>
+              <w:t>ул. Стромынка, д. 18, стр. 5</w:t>
             </w:r>
           </w:p>
         </w:tc>

--- a/technical_protection_of_information/практики/1/2026/Документы/1. Заявление о предоставлении лицензии.docx
+++ b/technical_protection_of_information/практики/1/2026/Документы/1. Заявление о предоставлении лицензии.docx
@@ -85,44 +85,14 @@
             <w:tcW w:w="4535" w:type="dxa"/>
           </w:tcPr>
           <w:p>
-            <w:pPr>
-              <w:keepNext/>
-              <w:keepLines/>
-              <w:spacing w:after="0" w:line="240" w:lineRule="auto"/>
-              <w:rPr>
-                <w:lang w:val="ru-RU"/>
-              </w:rPr>
-            </w:pPr>
             <w:r>
-              <w:rPr>
-                <w:sz w:val="24"/>
-                <w:lang w:val="ru-RU"/>
-              </w:rPr>
               <w:t>Федеральная служба</w:t>
-            </w:r>
-            <w:r>
-              <w:rPr>
-                <w:sz w:val="24"/>
-                <w:lang w:val="ru-RU"/>
-              </w:rPr>
               <w:br/>
               <w:t>по техническому и экспортному контролю</w:t>
-            </w:r>
-            <w:r>
-              <w:rPr>
-                <w:sz w:val="24"/>
-                <w:lang w:val="ru-RU"/>
-              </w:rPr>
               <w:br/>
-              <w:t>107076, г. Москва,</w:t>
-            </w:r>
-            <w:r>
-              <w:rPr>
-                <w:sz w:val="24"/>
-                <w:lang w:val="ru-RU"/>
-              </w:rPr>
+              <w:t>105066, г. Москва,</w:t>
               <w:br/>
-              <w:t>ул. Стромынка, д. 18, стр. 5</w:t>
+              <w:t>ул. Старая Басманная, д. 17</w:t>
             </w:r>
           </w:p>
         </w:tc>
@@ -186,38 +156,7 @@
         </w:rPr>
       </w:pPr>
       <w:r>
-        <w:rPr>
-          <w:lang w:val="ru-RU"/>
-        </w:rPr>
-        <w:t>Прошу предоставить Обществу с ограниченной ответственностью «</w:t>
-      </w:r>
-      <w:proofErr w:type="spellStart"/>
-      <w:r>
-        <w:rPr>
-          <w:lang w:val="ru-RU"/>
-        </w:rPr>
-        <w:t>ТехноЩит</w:t>
-      </w:r>
-      <w:proofErr w:type="spellEnd"/>
-      <w:r>
-        <w:rPr>
-          <w:lang w:val="ru-RU"/>
-        </w:rPr>
-        <w:t>» (ООО «</w:t>
-      </w:r>
-      <w:proofErr w:type="spellStart"/>
-      <w:r>
-        <w:rPr>
-          <w:lang w:val="ru-RU"/>
-        </w:rPr>
-        <w:t>ТехноЩит</w:t>
-      </w:r>
-      <w:proofErr w:type="spellEnd"/>
-      <w:r>
-        <w:rPr>
-          <w:lang w:val="ru-RU"/>
-        </w:rPr>
-        <w:t>») лицензию на осуществление деятельности по технической защите конфиденциальной информации (подпункт 5 пункта 1 статьи 12 Федерального закона от 04.05.2011 № 99-ФЗ) по следующим видам работ и (или) услуг, установленным пунктом 4 Положения о лицензировании деятельности по технической защите конфиденциальной информации (утв. постановлением Правительства РФ от 03.02.2012 № 79):</w:t>
+        <w:t>Прошу предоставить Обществу с ограниченной ответственностью «ТехноЩит» (ООО «ТехноЩит») лицензию на осуществление деятельности по технической защите конфиденциальной информации (пункт 5 части 1 статьи 12 Федерального закона от 04.05.2011 № 99-ФЗ) по следующим видам работ и (или) услуг, установленным пунктом 4 Положения о лицензировании деятельности по технической защите конфиденциальной информации (утв. постановлением Правительства РФ от 03.02.2012 № 79):</w:t>
       </w:r>
     </w:p>
     <w:p>
@@ -357,23 +296,10 @@
       </w:pPr>
       <w:r>
         <w:rPr>
-          <w:lang w:val="ru-RU"/>
+          <w:rFonts w:ascii="Times New Roman" w:hAnsi="Times New Roman"/>
+          <w:sz w:val="24"/>
         </w:rPr>
-        <w:t xml:space="preserve">Адреса мест осуществления лицензируемого вида деятельности: 344000, г. </w:t>
-      </w:r>
-      <w:proofErr w:type="spellStart"/>
-      <w:r>
-        <w:rPr>
-          <w:lang w:val="ru-RU"/>
-        </w:rPr>
-        <w:t>Ростов</w:t>
-      </w:r>
-      <w:proofErr w:type="spellEnd"/>
-      <w:r>
-        <w:rPr>
-          <w:lang w:val="ru-RU"/>
-        </w:rPr>
-        <w:t>-на-Дону, пр. Стачки, д. 25, офис 301 (общая площадь помещений — 92 м², право аренды).</w:t>
+        <w:t>Адреса мест осуществления лицензируемого вида деятельности: 344000, г. Ростов-на-Дону, пр. Стачки, д. 25, офис 301 (общая площадь помещений — 96,80 м², право аренды).</w:t>
       </w:r>
     </w:p>
     <w:p>
@@ -486,10 +412,7 @@
         </w:rPr>
       </w:pPr>
       <w:r>
-        <w:rPr>
-          <w:lang w:val="ru-RU"/>
-        </w:rPr>
-        <w:t>Идентификационный номер налогоплательщика (ИНН): 6165012345 (свидетельство серия 61 № 004567890 от 20.08.2026).</w:t>
+        <w:t>Идентификационный номер налогоплательщика (ИНН): 6165012345.</w:t>
       </w:r>
     </w:p>
     <w:p>
@@ -500,10 +423,7 @@
         </w:rPr>
       </w:pPr>
       <w:r>
-        <w:rPr>
-          <w:lang w:val="ru-RU"/>
-        </w:rPr>
-        <w:t>Реквизиты документа, подтверждающего уплату государственной пошлины за предоставление лицензии (7 500 руб.): платёжное поручение № 15 от 29.08.2026.</w:t>
+        <w:t>Государственная пошлина не требуется на основании пункта 9 постановления Правительства Российской Федерации от 12.03.2022 № 353.</w:t>
       </w:r>
     </w:p>
     <w:p>
@@ -552,10 +472,13 @@
           </w:tcPr>
           <w:p>
             <w:pPr>
-              <w:keepLines/>
-              <w:spacing w:line="240" w:lineRule="auto"/>
+              <w:spacing w:after="0" w:line="240" w:lineRule="auto"/>
             </w:pPr>
             <w:r>
+              <w:rPr>
+                <w:rFonts w:ascii="Times New Roman" w:hAnsi="Times New Roman"/>
+                <w:sz w:val="22"/>
+              </w:rPr>
               <w:t>Приложение:</w:t>
             </w:r>
           </w:p>
@@ -566,26 +489,14 @@
           </w:tcPr>
           <w:p>
             <w:pPr>
-              <w:keepLines/>
-              <w:spacing w:line="240" w:lineRule="auto"/>
-              <w:rPr>
-                <w:lang w:val="ru-RU"/>
-              </w:rPr>
+              <w:spacing w:after="0" w:line="240" w:lineRule="auto"/>
             </w:pPr>
             <w:r>
               <w:rPr>
-                <w:lang w:val="ru-RU"/>
+                <w:rFonts w:ascii="Times New Roman" w:hAnsi="Times New Roman"/>
+                <w:sz w:val="22"/>
               </w:rPr>
-              <w:t xml:space="preserve">1. Сведения, подтверждающие наличие и квалификацию персонала, осуществляющего деятельность по ТЗКИ, — на 1 л. (приложение </w:t>
-            </w:r>
-            <w:r>
-              <w:t>N</w:t>
-            </w:r>
-            <w:r>
-              <w:rPr>
-                <w:lang w:val="ru-RU"/>
-              </w:rPr>
-              <w:t xml:space="preserve"> 1);</w:t>
+              <w:t>1. Сведения о персонале — на 2 л. (приложение № 1);</w:t>
             </w:r>
           </w:p>
         </w:tc>
@@ -600,12 +511,14 @@
           </w:tcPr>
           <w:p>
             <w:pPr>
-              <w:keepLines/>
-              <w:spacing w:line="240" w:lineRule="auto"/>
+              <w:spacing w:after="0" w:line="240" w:lineRule="auto"/>
+            </w:pPr>
+            <w:r>
               <w:rPr>
-                <w:lang w:val="ru-RU"/>
+                <w:rFonts w:ascii="Times New Roman" w:hAnsi="Times New Roman"/>
+                <w:sz w:val="22"/>
               </w:rPr>
-            </w:pPr>
+            </w:r>
           </w:p>
         </w:tc>
         <w:tc>
@@ -614,26 +527,14 @@
           </w:tcPr>
           <w:p>
             <w:pPr>
-              <w:keepLines/>
-              <w:spacing w:line="240" w:lineRule="auto"/>
-              <w:rPr>
-                <w:lang w:val="ru-RU"/>
-              </w:rPr>
+              <w:spacing w:after="0" w:line="240" w:lineRule="auto"/>
             </w:pPr>
             <w:r>
               <w:rPr>
-                <w:lang w:val="ru-RU"/>
+                <w:rFonts w:ascii="Times New Roman" w:hAnsi="Times New Roman"/>
+                <w:sz w:val="22"/>
               </w:rPr>
-              <w:t xml:space="preserve">2. Сведения о наличии защищаемых помещений — на 1 л. (приложение </w:t>
-            </w:r>
-            <w:r>
-              <w:t>N</w:t>
-            </w:r>
-            <w:r>
-              <w:rPr>
-                <w:lang w:val="ru-RU"/>
-              </w:rPr>
-              <w:t xml:space="preserve"> 2);</w:t>
+              <w:t>2. Сведения о защищаемых помещениях — на 2 л. (приложение № 2);</w:t>
             </w:r>
           </w:p>
         </w:tc>
@@ -648,12 +549,14 @@
           </w:tcPr>
           <w:p>
             <w:pPr>
-              <w:keepLines/>
-              <w:spacing w:line="240" w:lineRule="auto"/>
+              <w:spacing w:after="0" w:line="240" w:lineRule="auto"/>
+            </w:pPr>
+            <w:r>
               <w:rPr>
-                <w:lang w:val="ru-RU"/>
+                <w:rFonts w:ascii="Times New Roman" w:hAnsi="Times New Roman"/>
+                <w:sz w:val="22"/>
               </w:rPr>
-            </w:pPr>
+            </w:r>
           </w:p>
         </w:tc>
         <w:tc>
@@ -662,26 +565,14 @@
           </w:tcPr>
           <w:p>
             <w:pPr>
-              <w:keepLines/>
-              <w:spacing w:line="240" w:lineRule="auto"/>
-              <w:rPr>
-                <w:lang w:val="ru-RU"/>
-              </w:rPr>
+              <w:spacing w:after="0" w:line="240" w:lineRule="auto"/>
             </w:pPr>
             <w:r>
               <w:rPr>
-                <w:lang w:val="ru-RU"/>
+                <w:rFonts w:ascii="Times New Roman" w:hAnsi="Times New Roman"/>
+                <w:sz w:val="22"/>
               </w:rPr>
-              <w:t xml:space="preserve">3. Сведения о наличии аттестованных автоматизированных систем, предназначенных для хранения и обработки конфиденциальной информации, — на 1 л. (приложение </w:t>
-            </w:r>
-            <w:r>
-              <w:t>N</w:t>
-            </w:r>
-            <w:r>
-              <w:rPr>
-                <w:lang w:val="ru-RU"/>
-              </w:rPr>
-              <w:t xml:space="preserve"> 3);</w:t>
+              <w:t>3. Сведения об автоматизированных системах — на 6 л. (приложение № 3);</w:t>
             </w:r>
           </w:p>
         </w:tc>
@@ -696,12 +587,14 @@
           </w:tcPr>
           <w:p>
             <w:pPr>
-              <w:keepLines/>
-              <w:spacing w:line="240" w:lineRule="auto"/>
+              <w:spacing w:after="0" w:line="240" w:lineRule="auto"/>
+            </w:pPr>
+            <w:r>
               <w:rPr>
-                <w:lang w:val="ru-RU"/>
+                <w:rFonts w:ascii="Times New Roman" w:hAnsi="Times New Roman"/>
+                <w:sz w:val="22"/>
               </w:rPr>
-            </w:pPr>
+            </w:r>
           </w:p>
         </w:tc>
         <w:tc>
@@ -710,26 +603,14 @@
           </w:tcPr>
           <w:p>
             <w:pPr>
-              <w:keepLines/>
-              <w:spacing w:line="240" w:lineRule="auto"/>
-              <w:rPr>
-                <w:lang w:val="ru-RU"/>
-              </w:rPr>
+              <w:spacing w:after="0" w:line="240" w:lineRule="auto"/>
             </w:pPr>
             <w:r>
               <w:rPr>
-                <w:lang w:val="ru-RU"/>
+                <w:rFonts w:ascii="Times New Roman" w:hAnsi="Times New Roman"/>
+                <w:sz w:val="22"/>
               </w:rPr>
-              <w:t xml:space="preserve">4. Описание технологического процесса обработки конфиденциальной информации в автоматизированных системах — на 1 л. (приложение </w:t>
-            </w:r>
-            <w:r>
-              <w:t>N</w:t>
-            </w:r>
-            <w:r>
-              <w:rPr>
-                <w:lang w:val="ru-RU"/>
-              </w:rPr>
-              <w:t xml:space="preserve"> 4);</w:t>
+              <w:t>4. Описание технологического процесса — на 3 л. (приложение № 4);</w:t>
             </w:r>
           </w:p>
         </w:tc>
@@ -744,12 +625,14 @@
           </w:tcPr>
           <w:p>
             <w:pPr>
-              <w:keepLines/>
-              <w:spacing w:line="240" w:lineRule="auto"/>
+              <w:spacing w:after="0" w:line="240" w:lineRule="auto"/>
+            </w:pPr>
+            <w:r>
               <w:rPr>
-                <w:lang w:val="ru-RU"/>
+                <w:rFonts w:ascii="Times New Roman" w:hAnsi="Times New Roman"/>
+                <w:sz w:val="22"/>
               </w:rPr>
-            </w:pPr>
+            </w:r>
           </w:p>
         </w:tc>
         <w:tc>
@@ -758,26 +641,14 @@
           </w:tcPr>
           <w:p>
             <w:pPr>
-              <w:keepLines/>
-              <w:spacing w:line="240" w:lineRule="auto"/>
-              <w:rPr>
-                <w:lang w:val="ru-RU"/>
-              </w:rPr>
+              <w:spacing w:after="0" w:line="240" w:lineRule="auto"/>
             </w:pPr>
             <w:r>
               <w:rPr>
-                <w:lang w:val="ru-RU"/>
+                <w:rFonts w:ascii="Times New Roman" w:hAnsi="Times New Roman"/>
+                <w:sz w:val="22"/>
               </w:rPr>
-              <w:t xml:space="preserve">5. Перечень защищаемых в автоматизированной системе ресурсов — на 1 л. (приложение </w:t>
-            </w:r>
-            <w:r>
-              <w:t>N</w:t>
-            </w:r>
-            <w:r>
-              <w:rPr>
-                <w:lang w:val="ru-RU"/>
-              </w:rPr>
-              <w:t xml:space="preserve"> 5);</w:t>
+              <w:t>5. Перечень защищаемых ресурсов — на 1 л. (приложение № 5);</w:t>
             </w:r>
           </w:p>
         </w:tc>
@@ -792,12 +663,14 @@
           </w:tcPr>
           <w:p>
             <w:pPr>
-              <w:keepLines/>
-              <w:spacing w:line="240" w:lineRule="auto"/>
+              <w:spacing w:after="0" w:line="240" w:lineRule="auto"/>
+            </w:pPr>
+            <w:r>
               <w:rPr>
-                <w:lang w:val="ru-RU"/>
+                <w:rFonts w:ascii="Times New Roman" w:hAnsi="Times New Roman"/>
+                <w:sz w:val="22"/>
               </w:rPr>
-            </w:pPr>
+            </w:r>
           </w:p>
         </w:tc>
         <w:tc>
@@ -806,26 +679,14 @@
           </w:tcPr>
           <w:p>
             <w:pPr>
-              <w:keepLines/>
-              <w:spacing w:line="240" w:lineRule="auto"/>
-              <w:rPr>
-                <w:lang w:val="ru-RU"/>
-              </w:rPr>
+              <w:spacing w:after="0" w:line="240" w:lineRule="auto"/>
             </w:pPr>
             <w:r>
               <w:rPr>
-                <w:lang w:val="ru-RU"/>
+                <w:rFonts w:ascii="Times New Roman" w:hAnsi="Times New Roman"/>
+                <w:sz w:val="22"/>
               </w:rPr>
-              <w:t xml:space="preserve">6. Сведения об оборудовании, необходимом для выполнения заявленных работ (услуг), — на 1 л. (приложение </w:t>
-            </w:r>
-            <w:r>
-              <w:t>N</w:t>
-            </w:r>
-            <w:r>
-              <w:rPr>
-                <w:lang w:val="ru-RU"/>
-              </w:rPr>
-              <w:t xml:space="preserve"> 6);</w:t>
+              <w:t>6. Сведения об оборудовании — на 8 л. (приложение № 6);</w:t>
             </w:r>
           </w:p>
         </w:tc>
@@ -840,12 +701,14 @@
           </w:tcPr>
           <w:p>
             <w:pPr>
-              <w:keepLines/>
-              <w:spacing w:line="240" w:lineRule="auto"/>
+              <w:spacing w:after="0" w:line="240" w:lineRule="auto"/>
+            </w:pPr>
+            <w:r>
               <w:rPr>
-                <w:lang w:val="ru-RU"/>
+                <w:rFonts w:ascii="Times New Roman" w:hAnsi="Times New Roman"/>
+                <w:sz w:val="22"/>
               </w:rPr>
-            </w:pPr>
+            </w:r>
           </w:p>
         </w:tc>
         <w:tc>
@@ -854,26 +717,14 @@
           </w:tcPr>
           <w:p>
             <w:pPr>
-              <w:keepLines/>
-              <w:spacing w:line="240" w:lineRule="auto"/>
-              <w:rPr>
-                <w:lang w:val="ru-RU"/>
-              </w:rPr>
+              <w:spacing w:after="0" w:line="240" w:lineRule="auto"/>
             </w:pPr>
             <w:r>
               <w:rPr>
-                <w:lang w:val="ru-RU"/>
+                <w:rFonts w:ascii="Times New Roman" w:hAnsi="Times New Roman"/>
+                <w:sz w:val="22"/>
               </w:rPr>
-              <w:t xml:space="preserve">7. Сведения о технической и технологической документации, национальных стандартах и методических документах — на 1 л. (приложение </w:t>
-            </w:r>
-            <w:r>
-              <w:t>N</w:t>
-            </w:r>
-            <w:r>
-              <w:rPr>
-                <w:lang w:val="ru-RU"/>
-              </w:rPr>
-              <w:t xml:space="preserve"> 7);</w:t>
+              <w:t>7. Сведения о технической документации — на 1 л. (приложение № 7);</w:t>
             </w:r>
           </w:p>
         </w:tc>
@@ -888,13 +739,14 @@
           </w:tcPr>
           <w:p>
             <w:pPr>
-              <w:keepNext/>
-              <w:keepLines/>
-              <w:spacing w:line="240" w:lineRule="auto"/>
+              <w:spacing w:after="0" w:line="240" w:lineRule="auto"/>
+            </w:pPr>
+            <w:r>
               <w:rPr>
-                <w:lang w:val="ru-RU"/>
+                <w:rFonts w:ascii="Times New Roman" w:hAnsi="Times New Roman"/>
+                <w:sz w:val="22"/>
               </w:rPr>
-            </w:pPr>
+            </w:r>
           </w:p>
         </w:tc>
         <w:tc>
@@ -903,27 +755,52 @@
           </w:tcPr>
           <w:p>
             <w:pPr>
-              <w:keepNext/>
-              <w:keepLines/>
-              <w:spacing w:line="240" w:lineRule="auto"/>
-              <w:rPr>
-                <w:lang w:val="ru-RU"/>
-              </w:rPr>
+              <w:spacing w:after="0" w:line="240" w:lineRule="auto"/>
             </w:pPr>
             <w:r>
               <w:rPr>
-                <w:lang w:val="ru-RU"/>
+                <w:rFonts w:ascii="Times New Roman" w:hAnsi="Times New Roman"/>
+                <w:sz w:val="22"/>
               </w:rPr>
-              <w:t xml:space="preserve">8. Опись прилагаемых к заявлению документов — на 1 л. (приложение </w:t>
+              <w:t>8. Дополнительные документы по описи: справки, договоры, технические паспорта, регламенты, спецификация и акты передачи — на 34 л.;</w:t>
             </w:r>
-            <w:r>
-              <w:t>N</w:t>
-            </w:r>
+          </w:p>
+        </w:tc>
+      </w:tr>
+      <w:tr>
+        <w:trPr>
+          <w:cantSplit/>
+        </w:trPr>
+        <w:tc>
+          <w:tcPr>
+            <w:tcW w:w="1871" w:type="dxa"/>
+          </w:tcPr>
+          <w:p>
+            <w:pPr>
+              <w:spacing w:after="0" w:line="240" w:lineRule="auto"/>
+            </w:pPr>
             <w:r>
               <w:rPr>
-                <w:lang w:val="ru-RU"/>
+                <w:rFonts w:ascii="Times New Roman" w:hAnsi="Times New Roman"/>
+                <w:sz w:val="22"/>
               </w:rPr>
-              <w:t xml:space="preserve"> 8).</w:t>
+            </w:r>
+          </w:p>
+        </w:tc>
+        <w:tc>
+          <w:tcPr>
+            <w:tcW w:w="7767" w:type="dxa"/>
+          </w:tcPr>
+          <w:p>
+            <w:pPr>
+              <w:spacing w:after="0" w:line="240" w:lineRule="auto"/>
+            </w:pPr>
+            <w:r>
+              <w:rPr>
+                <w:rFonts w:ascii="Times New Roman" w:hAnsi="Times New Roman"/>
+                <w:sz w:val="22"/>
+              </w:rPr>
+              <w:t>9. Опись прилагаемых документов — на 2 л. (приложение № 8).</w:t>
             </w:r>
           </w:p>
         </w:tc>
